--- a/docs/datasheets/equipements_hot.docx
+++ b/docs/datasheets/equipements_hot.docx
@@ -412,7 +412,7 @@
           </w:tcPr>
           <w:p>
             <w:r>
-              <w:t>ecart_modere</w:t>
+              <w:t>écart modéré</w:t>
             </w:r>
           </w:p>
         </w:tc>
@@ -434,7 +434,7 @@
           </w:tcPr>
           <w:p>
             <w:r>
-              <w:t>desaccord</w:t>
+              <w:t>fort désaccord</w:t>
             </w:r>
           </w:p>
         </w:tc>
